--- a/courts/fourth-circuit/north-carolina/state/court-of-appeals/amicus-brief/usage/OUTPUT-amicus-brief.docx
+++ b/courts/fourth-circuit/north-carolina/state/court-of-appeals/amicus-brief/usage/OUTPUT-amicus-brief.docx
@@ -5888,7 +5888,7 @@
         <w:noBreakHyphen/>
       </w:r>
       <w:r>
-        <w:t xml:space="preserve">2), https://www.ncappellatecourts.org/​show-file.php?document_id=93936 [hereinafter James Appellants’ Br.]. Moreover, election workers were required to provide each provisional voter with a “written information” explaining how they could later ascertain “whether and to what extent the ballot was counted” or “not counted.” Id. at App. 3 (quoting N.C. Gen. Stat. § 163</w:t>
+        <w:t xml:space="preserve">2), https://​www.​ncappellatecourts.​org/​show-​file.​php?document_id=93936 [hereinafter James Appellants’ Br.]. Moreover, election workers were required to provide each provisional voter with a “written information” explaining how they could later ascertain “whether and to what extent the ballot was counted” or “not counted.” Id. at App. 3 (quoting N.C. Gen. Stat. § 163</w:t>
       </w:r>
       <w:r>
         <w:noBreakHyphen/>
@@ -9568,6 +9568,7 @@
     <w:unhideWhenUsed/>
     <w:qFormat/>
     <w:pPr>
+      <w:keepLines/>
       <w:spacing w:before="0" w:after="140" w:line="276" w:lineRule="exact"/>
     </w:pPr>
     <w:rPr>

--- a/courts/fourth-circuit/north-carolina/state/court-of-appeals/amicus-brief/usage/OUTPUT-amicus-brief.docx
+++ b/courts/fourth-circuit/north-carolina/state/court-of-appeals/amicus-brief/usage/OUTPUT-amicus-brief.docx
@@ -5888,13 +5888,7 @@
         <w:noBreakHyphen/>
       </w:r>
       <w:r>
-        <w:t xml:space="preserve">2), https://​www.​ncappellatecourts.​org/​show-​file.​php?document_id=93936 [hereinafter James Appellants’ Br.]. Moreover, election workers were required to provide each provisional voter with a “written information” explaining how they could later ascertain “whether and to what extent the ballot was counted” or “not counted.” Id. at App. 3 (quoting N.C. Gen. Stat. § 163</w:t>
-      </w:r>
-      <w:r>
-        <w:noBreakHyphen/>
-      </w:r>
-      <w:r>
-        <w:t xml:space="preserve">166.11(3) (2004)).</w:t>
+        <w:t xml:space="preserve">2), https://​www.​ncappellatecourts.​org/​show-​file.​php?​document_id=93936 [hereinafter James Appellants’ Br.]. Moreover, election workers were required to provide each provisional voter with a “written information” explaining how they could later ascertain “whether and to what extent the ballot was counted” or “not counted.” Id. at App. 3 (quoting N.C. Gen. Stat. § 163-⁠166.11(3) (2004)).</w:t>
       </w:r>
     </w:p>
     <w:p>
@@ -9821,6 +9815,33 @@
       <w:ind w:left="2160" w:hanging="720"/>
     </w:pPr>
   </w:style>
+  <w:style w:type="paragraph" w:customStyle="1" w:styleId="XdQuoteList1">
+    <w:name w:val="Xd Quote List 1"/>
+    <w:basedOn w:val="Normal"/>
+    <w:qFormat/>
+    <w:pPr>
+      <w:spacing w:before="0" w:after="0" w:line="276" w:lineRule="exact"/>
+      <w:ind w:left="1440" w:right="720" w:hanging="720"/>
+    </w:pPr>
+  </w:style>
+  <w:style w:type="paragraph" w:customStyle="1" w:styleId="XdQuoteList2">
+    <w:name w:val="Xd Quote List 2"/>
+    <w:basedOn w:val="Normal"/>
+    <w:qFormat/>
+    <w:pPr>
+      <w:spacing w:before="0" w:after="0" w:line="276" w:lineRule="exact"/>
+      <w:ind w:left="2160" w:right="720" w:hanging="720"/>
+    </w:pPr>
+  </w:style>
+  <w:style w:type="paragraph" w:customStyle="1" w:styleId="XdQuoteList3">
+    <w:name w:val="Xd Quote List 3"/>
+    <w:basedOn w:val="Normal"/>
+    <w:qFormat/>
+    <w:pPr>
+      <w:spacing w:before="0" w:after="0" w:line="276" w:lineRule="exact"/>
+      <w:ind w:left="2880" w:right="720" w:hanging="720"/>
+    </w:pPr>
+  </w:style>
   <w:style w:type="paragraph" w:customStyle="1" w:styleId="SourceCode">
     <w:name w:val="Source Code"/>
     <w:basedOn w:val="Normal"/>

--- a/courts/fourth-circuit/north-carolina/state/court-of-appeals/amicus-brief/usage/OUTPUT-amicus-brief.docx
+++ b/courts/fourth-circuit/north-carolina/state/court-of-appeals/amicus-brief/usage/OUTPUT-amicus-brief.docx
@@ -15,9 +15,7 @@
         <w:t xml:space="preserve"> </w:t>
       </w:r>
       <w:r>
-        <w:t xml:space="preserve">COA25</w:t>
-        <w:noBreakHyphen/>
-        <w:t xml:space="preserve">181</w:t>
+        <w:t xml:space="preserve">COA25-⁠181</w:t>
       </w:r>
     </w:p>
     <w:p>
@@ -147,25 +145,19 @@
         <w:t xml:space="preserve"> </w:t>
       </w:r>
       <w:r>
-        <w:t xml:space="preserve">24CV040619</w:t>
-        <w:noBreakHyphen/>
-        <w:t xml:space="preserve">910,</w:t>
-      </w:r>
-      <w:r>
-        <w:t xml:space="preserve"> </w:t>
-      </w:r>
-      <w:r>
-        <w:t xml:space="preserve">24CV040620</w:t>
-        <w:noBreakHyphen/>
-        <w:t xml:space="preserve">910,</w:t>
-      </w:r>
-      <w:r>
-        <w:t xml:space="preserve"> </w:t>
-      </w:r>
-      <w:r>
-        <w:t xml:space="preserve">24CV050622</w:t>
-        <w:noBreakHyphen/>
-        <w:t xml:space="preserve">910</w:t>
+        <w:t xml:space="preserve">24CV040619-⁠910,</w:t>
+      </w:r>
+      <w:r>
+        <w:t xml:space="preserve"> </w:t>
+      </w:r>
+      <w:r>
+        <w:t xml:space="preserve">24CV040620-⁠910,</w:t>
+      </w:r>
+      <w:r>
+        <w:t xml:space="preserve"> </w:t>
+      </w:r>
+      <w:r>
+        <w:t xml:space="preserve">24CV050622-⁠910</w:t>
       </w:r>
     </w:p>
     <w:p>
@@ -5882,13 +5874,7 @@
         <w:t xml:space="preserve"> </w:t>
       </w:r>
       <w:r>
-        <w:t xml:space="preserve">607 S.E.2d 638 (2005) (No. 602PA04</w:t>
-      </w:r>
-      <w:r>
-        <w:noBreakHyphen/>
-      </w:r>
-      <w:r>
-        <w:t xml:space="preserve">2), https://​www.​ncappellatecourts.​org/​show-​file.​php?​document_id=93936 [hereinafter James Appellants’ Br.]. Moreover, election workers were required to provide each provisional voter with a “written information” explaining how they could later ascertain “whether and to what extent the ballot was counted” or “not counted.” Id. at App. 3 (quoting N.C. Gen. Stat. § 163-⁠166.11(3) (2004)).</w:t>
+        <w:t xml:space="preserve">607 S.E.2d 638 (2005) (No. 602PA04-⁠2), https://​www.​ncappellatecourts.​org/​show-​file.​php?​document_id=93936 [hereinafter James Appellants’ Br.]. Moreover, election workers were required to provide each provisional voter with a “written information” explaining how they could later ascertain “whether and to what extent the ballot was counted” or “not counted.” Id. at App. 3 (quoting N.C. Gen. Stat. § 163-⁠166.11(3) (2004)).</w:t>
       </w:r>
     </w:p>
     <w:p>
@@ -6233,9 +6219,7 @@
               <w:t xml:space="preserve"> </w:t>
             </w:r>
             <w:r>
-              <w:t xml:space="preserve">354</w:t>
-              <w:noBreakHyphen/>
-              <w:t xml:space="preserve">5066</w:t>
+              <w:t xml:space="preserve">354-⁠5066</w:t>
             </w:r>
           </w:p>
           <w:p>
@@ -6561,9 +6545,7 @@
               <w:t xml:space="preserve"> </w:t>
             </w:r>
             <w:r>
-              <w:t xml:space="preserve">299</w:t>
-              <w:noBreakHyphen/>
-              <w:t xml:space="preserve">6664</w:t>
+              <w:t xml:space="preserve">299-⁠6664</w:t>
             </w:r>
           </w:p>
           <w:p>
@@ -7475,9 +7457,7 @@
               <w:t xml:space="preserve"> </w:t>
             </w:r>
             <w:r>
-              <w:t xml:space="preserve">354</w:t>
-              <w:noBreakHyphen/>
-              <w:t xml:space="preserve">5066</w:t>
+              <w:t xml:space="preserve">354-⁠5066</w:t>
             </w:r>
           </w:p>
           <w:p>
@@ -8552,9 +8532,7 @@
               <w:t xml:space="preserve"> </w:t>
             </w:r>
             <w:r>
-              <w:t xml:space="preserve">354</w:t>
-              <w:noBreakHyphen/>
-              <w:t xml:space="preserve">5066</w:t>
+              <w:t xml:space="preserve">354-⁠5066</w:t>
             </w:r>
           </w:p>
           <w:p>
@@ -9563,7 +9541,7 @@
     <w:qFormat/>
     <w:pPr>
       <w:keepLines/>
-      <w:spacing w:before="0" w:after="140" w:line="276" w:lineRule="exact"/>
+      <w:spacing w:before="46" w:after="140" w:line="276" w:lineRule="exact"/>
     </w:pPr>
     <w:rPr>
       <w:sz w:val="24"/>
